--- a/HaemophilusWeb/ReportTemplates/includes/Kopfzeile - Kontakt.docx
+++ b/HaemophilusWeb/ReportTemplates/includes/Kopfzeile - Kontakt.docx
@@ -227,7 +227,7 @@
           <w:sz w:val="22"/>
           <w:szCs w:val="22"/>
         </w:rPr>
-        <w:t>Gesamtleitung: PD Dr. rer. nat. Heike Claus</w:t>
+        <w:t xml:space="preserve">Gesamtleitung: {LabDirector}</w:t>
       </w:r>
     </w:p>
     <w:p>
@@ -242,33 +242,8 @@
           <w:sz w:val="22"/>
           <w:szCs w:val="22"/>
         </w:rPr>
-        <w:t xml:space="preserve">ärztliche Leitung: PD Dr. med. </w:t>
+        <w:t xml:space="preserve">ärztliche Leitung: {MedicalDirector}</w:t>
       </w:r>
-      <w:proofErr w:type="spellStart"/>
-      <w:r>
-        <w:rPr>
-          <w:sz w:val="22"/>
-          <w:szCs w:val="22"/>
-        </w:rPr>
-        <w:t>Thiên-Trí</w:t>
-      </w:r>
-      <w:proofErr w:type="spellEnd"/>
-      <w:r>
-        <w:rPr>
-          <w:sz w:val="22"/>
-          <w:szCs w:val="22"/>
-        </w:rPr>
-        <w:t xml:space="preserve"> </w:t>
-      </w:r>
-      <w:proofErr w:type="spellStart"/>
-      <w:r>
-        <w:rPr>
-          <w:sz w:val="22"/>
-          <w:szCs w:val="22"/>
-        </w:rPr>
-        <w:t>Lâm</w:t>
-      </w:r>
-      <w:proofErr w:type="spellEnd"/>
     </w:p>
     <w:p>
       <w:pPr>
@@ -534,235 +509,8 @@
                       <w:sz w:val="17"/>
                       <w:szCs w:val="17"/>
                     </w:rPr>
-                    <w:t>PD Dr. rer. nat. Heike Claus</w:t>
+                    <w:t xml:space="preserve">{Contacts}</w:t>
                   </w:r>
-                </w:p>
-                <w:p>
-                  <w:pPr>
-                    <w:tabs>
-                      <w:tab w:val="left" w:pos="7560"/>
-                    </w:tabs>
-                    <w:ind w:right="-1368"/>
-                    <w:rPr>
-                      <w:sz w:val="17"/>
-                      <w:szCs w:val="17"/>
-                      <w:lang w:val="pl-PL"/>
-                    </w:rPr>
-                  </w:pPr>
-                  <w:r>
-                    <w:rPr>
-                      <w:sz w:val="17"/>
-                      <w:szCs w:val="17"/>
-                      <w:lang w:val="pl-PL"/>
-                    </w:rPr>
-                    <w:t>Telefon: 0931/31-46936</w:t>
-                  </w:r>
-                </w:p>
-                <w:p>
-                  <w:pPr>
-                    <w:tabs>
-                      <w:tab w:val="left" w:pos="7560"/>
-                    </w:tabs>
-                    <w:ind w:right="-1368"/>
-                    <w:rPr>
-                      <w:sz w:val="17"/>
-                      <w:szCs w:val="17"/>
-                      <w:lang w:val="pl-PL"/>
-                    </w:rPr>
-                  </w:pPr>
-                  <w:r>
-                    <w:rPr>
-                      <w:sz w:val="17"/>
-                      <w:szCs w:val="17"/>
-                      <w:lang w:val="pl-PL"/>
-                    </w:rPr>
-                    <w:t>heike.claus@uni-wuerzburg.de</w:t>
-                  </w:r>
-                </w:p>
-                <w:p>
-                  <w:pPr>
-                    <w:ind w:right="-1368"/>
-                    <w:rPr>
-                      <w:sz w:val="17"/>
-                      <w:szCs w:val="17"/>
-                      <w:lang w:val="pl-PL"/>
-                    </w:rPr>
-                  </w:pPr>
-                </w:p>
-                <w:p>
-                  <w:pPr>
-                    <w:ind w:right="-1368"/>
-                    <w:rPr>
-                      <w:sz w:val="17"/>
-                      <w:szCs w:val="17"/>
-                      <w:lang w:val="pl-PL"/>
-                    </w:rPr>
-                  </w:pPr>
-                  <w:r>
-                    <w:rPr>
-                      <w:sz w:val="17"/>
-                      <w:szCs w:val="17"/>
-                      <w:lang w:val="pl-PL"/>
-                    </w:rPr>
-                    <w:t>PD Dr. med. Thiên-Trí Lâm</w:t>
-                  </w:r>
-                </w:p>
-                <w:p>
-                  <w:pPr>
-                    <w:ind w:right="-1368"/>
-                    <w:rPr>
-                      <w:sz w:val="17"/>
-                      <w:szCs w:val="17"/>
-                      <w:lang w:val="pl-PL"/>
-                    </w:rPr>
-                  </w:pPr>
-                  <w:r>
-                    <w:rPr>
-                      <w:sz w:val="17"/>
-                      <w:szCs w:val="17"/>
-                      <w:lang w:val="pl-PL"/>
-                    </w:rPr>
-                    <w:t>Telefon: 0931/31-46737</w:t>
-                  </w:r>
-                </w:p>
-                <w:p>
-                  <w:pPr>
-                    <w:ind w:right="-1368"/>
-                    <w:rPr>
-                      <w:sz w:val="17"/>
-                      <w:szCs w:val="17"/>
-                      <w:lang w:val="pl-PL"/>
-                    </w:rPr>
-                  </w:pPr>
-                  <w:r>
-                    <w:rPr>
-                      <w:sz w:val="17"/>
-                      <w:szCs w:val="17"/>
-                      <w:lang w:val="pl-PL"/>
-                    </w:rPr>
-                    <w:t>thien-tri.lam@uni-wuerzburg.de</w:t>
-                  </w:r>
-                </w:p>
-                <w:p>
-                  <w:pPr>
-                    <w:tabs>
-                      <w:tab w:val="left" w:pos="7560"/>
-                    </w:tabs>
-                    <w:ind w:right="-1368"/>
-                    <w:rPr>
-                      <w:sz w:val="17"/>
-                      <w:szCs w:val="17"/>
-                      <w:lang w:val="pl-PL"/>
-                    </w:rPr>
-                  </w:pPr>
-                </w:p>
-                <w:p>
-                  <w:pPr>
-                    <w:tabs>
-                      <w:tab w:val="left" w:pos="7560"/>
-                    </w:tabs>
-                    <w:ind w:right="-1368"/>
-                    <w:rPr>
-                      <w:sz w:val="17"/>
-                      <w:szCs w:val="17"/>
-                      <w:lang w:val="en-GB"/>
-                    </w:rPr>
-                  </w:pPr>
-                  <w:r>
-                    <w:rPr>
-                      <w:sz w:val="17"/>
-                      <w:szCs w:val="17"/>
-                      <w:lang w:val="en-GB"/>
-                    </w:rPr>
-                    <w:t>Dr.</w:t>
-                  </w:r>
-                  <w:r>
-                    <w:rPr>
-                      <w:sz w:val="17"/>
-                      <w:szCs w:val="17"/>
-                      <w:lang w:val="en-GB"/>
-                    </w:rPr>
-                    <w:t xml:space="preserve"> </w:t>
-                  </w:r>
-                  <w:r>
-                    <w:rPr>
-                      <w:sz w:val="17"/>
-                      <w:szCs w:val="17"/>
-                      <w:lang w:val="en-GB"/>
-                    </w:rPr>
-                    <w:t>med. Katherina Heroth</w:t>
-                  </w:r>
-                </w:p>
-                <w:p>
-                  <w:pPr>
-                    <w:tabs>
-                      <w:tab w:val="left" w:pos="7560"/>
-                    </w:tabs>
-                    <w:ind w:right="-1368"/>
-                    <w:rPr>
-                      <w:sz w:val="17"/>
-                      <w:szCs w:val="17"/>
-                      <w:lang w:val="pl-PL"/>
-                    </w:rPr>
-                  </w:pPr>
-                  <w:r>
-                    <w:rPr>
-                      <w:sz w:val="17"/>
-                      <w:szCs w:val="17"/>
-                      <w:lang w:val="pl-PL"/>
-                    </w:rPr>
-                    <w:t>Telefon: 0931/31-81128</w:t>
-                  </w:r>
-                </w:p>
-                <w:p>
-                  <w:pPr>
-                    <w:tabs>
-                      <w:tab w:val="left" w:pos="7560"/>
-                    </w:tabs>
-                    <w:ind w:right="-1368"/>
-                    <w:rPr>
-                      <w:sz w:val="17"/>
-                      <w:szCs w:val="17"/>
-                      <w:lang w:val="pl-PL"/>
-                    </w:rPr>
-                  </w:pPr>
-                  <w:r>
-                    <w:rPr>
-                      <w:sz w:val="17"/>
-                      <w:szCs w:val="17"/>
-                      <w:lang w:val="pl-PL"/>
-                    </w:rPr>
-                    <w:t>katherina.heroth</w:t>
-                  </w:r>
-                  <w:r>
-                    <w:rPr>
-                      <w:sz w:val="17"/>
-                      <w:szCs w:val="17"/>
-                      <w:lang w:val="pl-PL"/>
-                    </w:rPr>
-                    <w:t>@</w:t>
-                  </w:r>
-                  <w:r>
-                    <w:rPr>
-                      <w:sz w:val="17"/>
-                      <w:szCs w:val="17"/>
-                      <w:lang w:val="pl-PL"/>
-                    </w:rPr>
-                    <w:t>uni-wuerzburg.de</w:t>
-                  </w:r>
-                </w:p>
-                <w:p>
-                  <w:pPr>
-                    <w:tabs>
-                      <w:tab w:val="left" w:pos="7560"/>
-                    </w:tabs>
-                    <w:ind w:right="-1368"/>
-                    <w:rPr>
-                      <w:sz w:val="17"/>
-                      <w:szCs w:val="17"/>
-                      <w:lang w:val="pl-PL"/>
-                    </w:rPr>
-                  </w:pPr>
                 </w:p>
               </w:txbxContent>
             </v:textbox>
